--- a/public/materialy/1L/8/_ucitel/2. Kurz SQL v prohlížeči/Plán hodin - Kurz SQL.docx
+++ b/public/materialy/1L/8/_ucitel/2. Kurz SQL v prohlížeči/Plán hodin - Kurz SQL.docx
@@ -1118,7 +1118,7 @@
         <w:pStyle w:val="ListBullet"/>
       </w:pPr>
       <w:r>
-        <w:t>Postup v kurzu se ukládá jen v daném prohlížeči a počítači. V učebně, kde se profily mažou, s tím počítejte — dokončené lekce ale jdou projít znovu velmi rychle, případně žák dokončí kurz doma.</w:t>
+        <w:t>Postup v kurzu se ukládá jen v daném prohlížeči a počítači. V učebně, kde se profily mažou, s tím počítej — dokončené lekce ale jdou projít znovu velmi rychle, případně žák dokončí kurz doma.</w:t>
       </w:r>
     </w:p>
     <w:p>
@@ -1126,7 +1126,7 @@
         <w:pStyle w:val="ListBullet"/>
       </w:pPr>
       <w:r>
-        <w:t>Kurz potřebuje internet (databázový modul se načítá při otevření stránky). Bez internetu přehoďte pořadí a začněte hodinou 2 — DB Browser funguje offline, soubory mějte stažené předem.</w:t>
+        <w:t>Kurz potřebuje internet (databázový modul se načítá při otevření stránky). Bez internetu přehoď pořadí a začni hodinou 2 — DB Browser funguje offline, soubory měj stažené předem.</w:t>
       </w:r>
     </w:p>
     <w:p>
@@ -1134,7 +1134,7 @@
         <w:pStyle w:val="ListBullet"/>
       </w:pPr>
       <w:r>
-        <w:t>Nejčastější chyby žáků: chybějící apostrofy u textu (zanr = poezie místo 'poezie'), čárka navíc za posledním sloupcem, záměna pořadí WHERE a ORDER BY. Kurz je odhalí — veďte žáky, ať si chybovou hlášku přečtou, než se zeptají.</w:t>
+        <w:t>Nejčastější chyby žáků: chybějící apostrofy u textu (zanr = poezie místo 'poezie'), čárka navíc za posledním sloupcem, záměna pořadí WHERE a ORDER BY. Kurz je odhalí — veď žáky, ať si chybovou hlášku přečtou, než se zeptají.</w:t>
       </w:r>
     </w:p>
     <w:p>
@@ -1142,7 +1142,7 @@
         <w:pStyle w:val="ListBullet"/>
       </w:pPr>
       <w:r>
-        <w:t>V hodině 2 zdůrazněte tlačítko Write Changes — DB Browser změny neukládá průběžně; žákům to rozbije úlohu 3, pokud na to zapomenou.</w:t>
+        <w:t>V hodině 2 zdůrazni tlačítko Write Changes — DB Browser změny neukládá průběžně; žákům to rozbije úlohu 3, pokud na to zapomenou.</w:t>
       </w:r>
     </w:p>
     <w:p>
@@ -1150,7 +1150,7 @@
         <w:pStyle w:val="ListBullet"/>
       </w:pPr>
       <w:r>
-        <w:t>del/DROP: pokud si žáci databázi rozbijí, není co řešit — stáhnou si knihovna.db znovu. Klidně to řekněte předem, odstraní to strach experimentovat.</w:t>
+        <w:t>del/DROP: pokud si žáci databázi rozbijí, není co řešit — stáhnou si knihovna.db znovu. Klidně to řekni předem, odstraní to strach experimentovat.</w:t>
       </w:r>
     </w:p>
     <w:p>
@@ -1606,7 +1606,7 @@
               <w:rPr>
                 <w:sz w:val="20"/>
               </w:rPr>
-              <w:t>Začněte hodinou 2 (DB Browser je offline); kurz zařaďte příště nebo za domácí úkol.</w:t>
+              <w:t>Začni hodinou 2 (DB Browser je offline); kurz zařaď příště nebo za domácí úkol.</w:t>
             </w:r>
           </w:p>
         </w:tc>
@@ -1696,7 +1696,7 @@
               <w:rPr>
                 <w:sz w:val="20"/>
               </w:rPr>
-              <w:t>Nápověda dává směr, ne hotový dotaz; řešení se nabídne až po prvním pokusu a lekce jím splněná se v postupu odliší šedou. Při obcházení se ptejte: „Co ten tvůj dotaz dělá?“</w:t>
+              <w:t>Nápověda dává směr, ne hotový dotaz; řešení se nabídne až po prvním pokusu a lekce jím splněná se v postupu odliší šedou. Při obcházení se ptej: „Co ten tvůj dotaz dělá?“</w:t>
             </w:r>
           </w:p>
         </w:tc>
@@ -1741,7 +1741,7 @@
         <w:t xml:space="preserve">Poznámky a reflexe učitele: </w:t>
       </w:r>
       <w:r>
-        <w:t>(vyplňte po hodině)</w:t>
+        <w:t>(vyplň po hodině)</w:t>
       </w:r>
     </w:p>
     <w:sectPr>

--- a/public/materialy/1L/8/_ucitel/2. Kurz SQL v prohlížeči/Plán hodin - Kurz SQL.docx
+++ b/public/materialy/1L/8/_ucitel/2. Kurz SQL v prohlížeči/Plán hodin - Kurz SQL.docx
@@ -18,7 +18,7 @@
           <w:color w:val="52525B"/>
           <w:sz w:val="22"/>
         </w:rPr>
-        <w:t>Základy databází a práce s informacemi • 1. ročník SPŠ • 2× 45 minut</w:t>
+        <w:t>Základy databází a práce s informacemi • 1. ročník SPŠ • 2× 45 minut</w:t>
       </w:r>
     </w:p>
     <w:p>
@@ -100,7 +100,7 @@
               <w:rPr>
                 <w:sz w:val="20"/>
               </w:rPr>
-              <w:t>Základy databází a práce s informacemi</w:t>
+              <w:t>Základy databází a práce s informacemi</w:t>
             </w:r>
           </w:p>
         </w:tc>
@@ -130,7 +130,7 @@
               <w:rPr>
                 <w:sz w:val="20"/>
               </w:rPr>
-              <w:t>Jazyk SQL — od prvního SELECT přes JOIN až po změnu dat, poté práce v reálném programu</w:t>
+              <w:t>Jazyk SQL — od prvního SELECT přes JOIN až po změnu dat, poté práce v reálném programu</w:t>
             </w:r>
           </w:p>
         </w:tc>
@@ -160,7 +160,7 @@
               <w:rPr>
                 <w:sz w:val="20"/>
               </w:rPr>
-              <w:t>1. ročník, střední průmyslová škola (strojní a stavební obory)</w:t>
+              <w:t>1. ročník, střední průmyslová škola (strojní a stavební obory)</w:t>
             </w:r>
           </w:p>
         </w:tc>
@@ -190,7 +190,7 @@
               <w:rPr>
                 <w:sz w:val="20"/>
               </w:rPr>
-              <w:t>2× 45 minut (hodina 1: kurz v prohlížeči, hodina 2: DB Browser)</w:t>
+              <w:t>2× 45 minut (hodina 1: kurz v prohlížeči, hodina 2: DB Browser)</w:t>
             </w:r>
           </w:p>
         </w:tc>
@@ -220,7 +220,7 @@
               <w:rPr>
                 <w:sz w:val="20"/>
               </w:rPr>
-              <w:t>Počítače s internetem a prohlížečem; pro hodinu 2 program DB Browser for SQLite (zdarma, existuje i portable verze bez instalace)</w:t>
+              <w:t>Počítače s internetem a prohlížečem; pro hodinu 2 program DB Browser for SQLite (zdarma, existuje i portable verze bez instalace)</w:t>
             </w:r>
           </w:p>
         </w:tc>
@@ -250,7 +250,7 @@
               <w:rPr>
                 <w:sz w:val="20"/>
               </w:rPr>
-              <w:t>Částečně povolené — jen k vysvětlení pojmu. Dotazy žák píše sám; kurz mu chybu ukáže okamžitě, AI za něj úlohu nesplní.</w:t>
+              <w:t>Částečně povolené — jen k vysvětlení pojmu. Dotazy žák píše sám; kurz mu chybu ukáže okamžitě, AI za něj úlohu nesplní.</w:t>
             </w:r>
           </w:p>
         </w:tc>
@@ -271,7 +271,7 @@
     </w:p>
     <w:p>
       <w:r>
-        <w:t>Žák čte a samostatně píše základní dotazy SQL nad připravenou databází školní knihovny: vybírá data (SELECT), filtruje (WHERE), řadí (ORDER BY), agreguje (COUNT, AVG, GROUP BY) a propojuje tabulky (JOIN). V druhé hodině tytéž dovednosti použije v reálném programu (DB Browser for SQLite) — otevře databázi, spouští dotazy, upravuje data a vytvoří vlastní tabulku.</w:t>
+        <w:t>Žák čte a samostatně píše základní dotazy SQL nad připravenou databází školní knihovny: vybírá data (SELECT), filtruje (WHERE), řadí (ORDER BY), agreguje (COUNT, AVG, GROUP BY) a propojuje tabulky (JOIN). V druhé hodině tytéž dovednosti použije v reálném programu (DB Browser for SQLite) — otevře databázi, spouští dotazy, upravuje data a vytvoří vlastní tabulku.</w:t>
       </w:r>
     </w:p>
     <w:p>
@@ -292,7 +292,7 @@
         <w:pStyle w:val="ListBullet"/>
       </w:pPr>
       <w:r>
-        <w:t>vysvětlit, co je tabulka, řádek (záznam) a sloupec, a k čemu slouží SQL;</w:t>
+        <w:t>vysvětlit, co je tabulka, řádek (záznam) a sloupec, a k čemu slouží SQL;</w:t>
       </w:r>
     </w:p>
     <w:p>
@@ -300,7 +300,7 @@
         <w:pStyle w:val="ListBullet"/>
       </w:pPr>
       <w:r>
-        <w:t>napsat dotaz s SELECT, WHERE, ORDER BY a agregacemi COUNT/AVG/GROUP BY;</w:t>
+        <w:t>napsat dotaz s SELECT, WHERE, ORDER BY a agregacemi COUNT/AVG/GROUP BY;</w:t>
       </w:r>
     </w:p>
     <w:p>
@@ -308,7 +308,7 @@
         <w:pStyle w:val="ListBullet"/>
       </w:pPr>
       <w:r>
-        <w:t>propojit dvě a více tabulek pomocí JOIN přes klíče;</w:t>
+        <w:t>propojit dvě a více tabulek pomocí JOIN přes klíče;</w:t>
       </w:r>
     </w:p>
     <w:p>
@@ -316,7 +316,7 @@
         <w:pStyle w:val="ListBullet"/>
       </w:pPr>
       <w:r>
-        <w:t>otevřít databázi v DB Browseru, spustit dotaz a uložit změny;</w:t>
+        <w:t>otevřít databázi v DB Browseru, spustit dotaz a uložit změny;</w:t>
       </w:r>
     </w:p>
     <w:p>
@@ -324,7 +324,7 @@
         <w:pStyle w:val="ListBullet"/>
       </w:pPr>
       <w:r>
-        <w:t>vložit a upravit záznamy a vytvořit jednoduchou vlastní tabulku.</w:t>
+        <w:t>vložit a upravit záznamy a vytvořit jednoduchou vlastní tabulku.</w:t>
       </w:r>
     </w:p>
     <w:p>
@@ -355,7 +355,7 @@
           <w:color w:val="0B9273"/>
           <w:sz w:val="26"/>
         </w:rPr>
-        <w:t>Materiály (vše v bance na webu)</w:t>
+        <w:t>Materiály (vše v bance na webu)</w:t>
       </w:r>
     </w:p>
     <w:p>
@@ -383,7 +383,7 @@
         <w:t xml:space="preserve">Hodina 2: </w:t>
       </w:r>
       <w:r>
-        <w:t>knihovna.db (stejná databáze jako v kurzu), Návod - DB Browser, Úlohy - DB Browser (6 úloh)</w:t>
+        <w:t>knihovna.db (stejná databáze jako v kurzu), Návod - DB Browser, Úlohy - DB Browser (6 úloh)</w:t>
       </w:r>
     </w:p>
     <w:p>
@@ -397,7 +397,7 @@
         <w:t xml:space="preserve">Pro učitele: </w:t>
       </w:r>
       <w:r>
-        <w:t>Řešení - pracovní list a Řešení - úlohy ve složkách pro učitele</w:t>
+        <w:t>Řešení - pracovní list a Řešení - úlohy ve složkách pro učitele</w:t>
       </w:r>
     </w:p>
     <w:p>
@@ -410,7 +410,7 @@
           <w:color w:val="0B9273"/>
           <w:sz w:val="26"/>
         </w:rPr>
-        <w:t>Hodina 1 — Kurz SQL v prohlížeči (45 min)</w:t>
+        <w:t>Hodina 1 — Kurz SQL v prohlížeči (45 min)</w:t>
       </w:r>
     </w:p>
     <w:tbl>
@@ -513,7 +513,7 @@
               <w:rPr>
                 <w:sz w:val="20"/>
               </w:rPr>
-              <w:t>Úvod a motivace</w:t>
+              <w:t>Úvod a motivace</w:t>
             </w:r>
           </w:p>
         </w:tc>
@@ -527,7 +527,7 @@
               <w:rPr>
                 <w:sz w:val="20"/>
               </w:rPr>
-              <w:t>Zeptá se: „Kde všude o vás dnes už proběhl dotaz do databáze?“ (škola, obchod, mobil). Sbírá odpovědi.</w:t>
+              <w:t>Zeptá se: „Kde všude o vás dnes už proběhl dotaz do databáze?“ (škola, obchod, mobil). Sbírá odpovědi.</w:t>
             </w:r>
           </w:p>
         </w:tc>
@@ -585,7 +585,7 @@
               <w:rPr>
                 <w:sz w:val="20"/>
               </w:rPr>
-              <w:t>Promítne kurz, projde lekci 1 společně: přečíst výklad, spustit příklad, splnit úkol, ukázat Zkontrolovat i nápovědu.</w:t>
+              <w:t>Promítne kurz, projde lekci 1 společně: přečíst výklad, spustit příklad, splnit úkol, ukázat Zkontrolovat i nápovědu.</w:t>
             </w:r>
           </w:p>
         </w:tc>
@@ -599,7 +599,7 @@
               <w:rPr>
                 <w:sz w:val="20"/>
               </w:rPr>
-              <w:t>Otevírají kurz, plní lekci 1 spolu s učitelem.</w:t>
+              <w:t>Otevírají kurz, plní lekci 1 spolu s učitelem.</w:t>
             </w:r>
           </w:p>
         </w:tc>
@@ -701,7 +701,7 @@
               <w:rPr>
                 <w:sz w:val="20"/>
               </w:rPr>
-              <w:t>Promítne lekci 10 (JOIN přes tři tabulky) a nechá ji okomentovat žáka, který ji zvládl.</w:t>
+              <w:t>Promítne lekci 10 (JOIN přes tři tabulky) a nechá ji okomentovat žáka, který ji zvládl.</w:t>
             </w:r>
           </w:p>
         </w:tc>
@@ -759,7 +759,7 @@
               <w:rPr>
                 <w:sz w:val="20"/>
               </w:rPr>
-              <w:t>Otázky: Co dělá WHERE? Čím se liší COUNT a AVG? K čemu je JOIN?</w:t>
+              <w:t>Otázky: Co dělá WHERE? Čím se liší COUNT a AVG? K čemu je JOIN?</w:t>
             </w:r>
           </w:p>
         </w:tc>
@@ -789,7 +789,7 @@
           <w:color w:val="0B9273"/>
           <w:sz w:val="26"/>
         </w:rPr>
-        <w:t>Hodina 2 — Stejná databáze v opravdovém programu (45 min)</w:t>
+        <w:t>Hodina 2 — Stejná databáze v opravdovém programu (45 min)</w:t>
       </w:r>
     </w:p>
     <w:tbl>
@@ -906,7 +906,7 @@
               <w:rPr>
                 <w:sz w:val="20"/>
               </w:rPr>
-              <w:t>Otázka: „Kde ta data z kurzu vlastně bydlí?“ Ukáže stažení knihovna.db a otevření v DB Browseru (návod je v bance).</w:t>
+              <w:t>Otázka: „Kde ta data z kurzu vlastně bydlí?“ Ukáže stažení knihovna.db a otevření v DB Browseru (návod je v bance).</w:t>
             </w:r>
           </w:p>
         </w:tc>
@@ -950,7 +950,7 @@
               <w:rPr>
                 <w:sz w:val="20"/>
               </w:rPr>
-              <w:t>Most z kurzu</w:t>
+              <w:t>Most z kurzu</w:t>
             </w:r>
           </w:p>
         </w:tc>
@@ -964,7 +964,7 @@
               <w:rPr>
                 <w:sz w:val="20"/>
               </w:rPr>
-              <w:t>Nechá žáky spustit v záložce Execute SQL dotaz, který už znají z kurzu — funguje beze změny.</w:t>
+              <w:t>Nechá žáky spustit v záložce Execute SQL dotaz, který už znají z kurzu — funguje beze změny.</w:t>
             </w:r>
           </w:p>
         </w:tc>
@@ -978,7 +978,7 @@
               <w:rPr>
                 <w:sz w:val="20"/>
               </w:rPr>
-              <w:t>Ověřují, že jejich SQL funguje i mimo web.</w:t>
+              <w:t>Ověřují, že jejich SQL funguje i mimo web.</w:t>
             </w:r>
           </w:p>
         </w:tc>
@@ -1022,7 +1022,7 @@
               <w:rPr>
                 <w:sz w:val="20"/>
               </w:rPr>
-              <w:t>Zadá Úlohy - DB Browser. Pozor: nejde o nové příkazy (ty žák umí z kurzu), ale o zápis změn do souboru a o stavbu vlastní tabulky. Obchází a pomáhá.</w:t>
+              <w:t>Zadá Úlohy - DB Browser. Pozor: nejde o nové příkazy (ty žák umí z kurzu), ale o zápis změn do souboru a o stavbu vlastní tabulky. Obchází a pomáhá.</w:t>
             </w:r>
           </w:p>
         </w:tc>
@@ -1066,7 +1066,7 @@
               <w:rPr>
                 <w:sz w:val="20"/>
               </w:rPr>
-              <w:t>Kontrola a shrnutí</w:t>
+              <w:t>Kontrola a shrnutí</w:t>
             </w:r>
           </w:p>
         </w:tc>
@@ -1118,7 +1118,7 @@
         <w:pStyle w:val="ListBullet"/>
       </w:pPr>
       <w:r>
-        <w:t>Postup v kurzu se ukládá jen v daném prohlížeči a počítači. V učebně, kde se profily mažou, s tím počítej — dokončené lekce ale jdou projít znovu velmi rychle, případně žák dokončí kurz doma.</w:t>
+        <w:t>Postup v kurzu se ukládá jen v daném prohlížeči a počítači. V učebně, kde se profily mažou, s tím počítej — dokončené lekce ale jdou projít znovu velmi rychle, případně žák dokončí kurz doma.</w:t>
       </w:r>
     </w:p>
     <w:p>
@@ -1126,7 +1126,7 @@
         <w:pStyle w:val="ListBullet"/>
       </w:pPr>
       <w:r>
-        <w:t>Kurz potřebuje internet (databázový modul se načítá při otevření stránky). Bez internetu přehoď pořadí a začni hodinou 2 — DB Browser funguje offline, soubory měj stažené předem.</w:t>
+        <w:t>Kurz potřebuje internet (databázový modul se načítá při otevření stránky). Bez internetu přehoď pořadí a začni hodinou 2 — DB Browser funguje offline, soubory měj stažené předem.</w:t>
       </w:r>
     </w:p>
     <w:p>
@@ -1134,7 +1134,7 @@
         <w:pStyle w:val="ListBullet"/>
       </w:pPr>
       <w:r>
-        <w:t>Nejčastější chyby žáků: chybějící apostrofy u textu (zanr = poezie místo 'poezie'), čárka navíc za posledním sloupcem, záměna pořadí WHERE a ORDER BY. Kurz je odhalí — veď žáky, ať si chybovou hlášku přečtou, než se zeptají.</w:t>
+        <w:t>Nejčastější chyby žáků: chybějící apostrofy u textu (zanr = poezie místo 'poezie'), čárka navíc za posledním sloupcem, záměna pořadí WHERE a ORDER BY. Kurz je odhalí — veď žáky, ať si chybovou hlášku přečtou, než se zeptají.</w:t>
       </w:r>
     </w:p>
     <w:p>
@@ -1142,7 +1142,7 @@
         <w:pStyle w:val="ListBullet"/>
       </w:pPr>
       <w:r>
-        <w:t>V hodině 2 zdůrazni tlačítko Write Changes — DB Browser změny neukládá průběžně; žákům to rozbije úlohu 3, pokud na to zapomenou.</w:t>
+        <w:t>V hodině 2 zdůrazni tlačítko Write Changes — DB Browser změny neukládá průběžně; žákům to rozbije úlohu 3, pokud na to zapomenou.</w:t>
       </w:r>
     </w:p>
     <w:p>
@@ -1264,7 +1264,7 @@
               <w:rPr>
                 <w:sz w:val="20"/>
               </w:rPr>
-              <w:t>Celý kurz (13 lekcí) + úlohy 1–6 v DB Browseru.</w:t>
+              <w:t>Celý kurz (13 lekcí) + úlohy 1–6 v DB Browseru.</w:t>
             </w:r>
           </w:p>
         </w:tc>
@@ -1294,7 +1294,7 @@
               <w:rPr>
                 <w:sz w:val="20"/>
               </w:rPr>
-              <w:t>Úloha 6 v Úlohách - DB Browser (vlastní databáze) a úlohy navíc v kurzu; vlastní tabulka na téma dle oboru (sklad materiálu, výkresy) a 3 dotazy nad ní.</w:t>
+              <w:t>Úloha 6 v Úlohách - DB Browser (vlastní databáze) a úlohy navíc v kurzu; vlastní tabulka na téma dle oboru (sklad materiálu, výkresy) a 3 dotazy nad ní.</w:t>
             </w:r>
           </w:p>
         </w:tc>
@@ -1310,12 +1310,12 @@
           <w:color w:val="0B9273"/>
           <w:sz w:val="26"/>
         </w:rPr>
-        <w:t>Výstup z hodin</w:t>
+        <w:t>Výstup z hodin</w:t>
       </w:r>
     </w:p>
     <w:p>
       <w:r>
-        <w:t>Hodina 1: dokončené lekce kurzu (postup vidí žák přímo na obrazovce — „Hotovo X/13“). Hodina 2: splněné úlohy 1–6 v DB Browseru, odevzdané podle pokynů učitele (snímky obrazovky s výsledky dotazů, případně upravený soubor knihovna.db).</w:t>
+        <w:t>Hodina 1: dokončené lekce kurzu (postup vidí žák přímo na obrazovce — „Hotovo X/13“). Hodina 2: splněné úlohy 1–6 v DB Browseru, odevzdané podle pokynů učitele (snímky obrazovky s výsledky dotazů, případně upravený soubor knihovna.db).</w:t>
       </w:r>
     </w:p>
     <w:p>
@@ -1399,7 +1399,7 @@
               <w:rPr>
                 <w:sz w:val="20"/>
               </w:rPr>
-              <w:t>Kurz dokončen (nebo lekce 1–10) a úlohy 1–6 správně; dotazy píše samostatně.</w:t>
+              <w:t>Kurz dokončen (nebo lekce 1–10) a úlohy 1–6 správně; dotazy píše samostatně.</w:t>
             </w:r>
           </w:p>
         </w:tc>
@@ -1429,7 +1429,7 @@
               <w:rPr>
                 <w:sz w:val="20"/>
               </w:rPr>
-              <w:t>Drobné zaváhání u JOIN/GROUP BY; úlohy s malou dopomocí.</w:t>
+              <w:t>Drobné zaváhání u JOIN/GROUP BY; úlohy s malou dopomocí.</w:t>
             </w:r>
           </w:p>
         </w:tc>
@@ -1459,7 +1459,7 @@
               <w:rPr>
                 <w:sz w:val="20"/>
               </w:rPr>
-              <w:t>Zvládá SELECT/WHERE/ORDER BY, agregace a JOIN jen s pomocí; úlohy částečně.</w:t>
+              <w:t>Zvládá SELECT/WHERE/ORDER BY, agregace a JOIN jen s pomocí; úlohy částečně.</w:t>
             </w:r>
           </w:p>
         </w:tc>
@@ -1535,7 +1535,7 @@
           <w:color w:val="0B9273"/>
           <w:sz w:val="26"/>
         </w:rPr>
-        <w:t>Možné problémy a jejich řešení</w:t>
+        <w:t>Možné problémy a jejich řešení</w:t>
       </w:r>
     </w:p>
     <w:tbl>
@@ -1622,7 +1622,7 @@
               <w:rPr>
                 <w:sz w:val="20"/>
               </w:rPr>
-              <w:t>Žák sedí u jiného počítače a nemá uložený postup.</w:t>
+              <w:t>Žák sedí u jiného počítače a nemá uložený postup.</w:t>
             </w:r>
           </w:p>
         </w:tc>
@@ -1666,7 +1666,7 @@
               <w:rPr>
                 <w:sz w:val="20"/>
               </w:rPr>
-              <w:t>DB Browser existuje jako portable .zip (sqlitebrowser.org) — rozbalit a spustit, bez instalace.</w:t>
+              <w:t>DB Browser existuje jako portable .zip (sqlitebrowser.org) — rozbalit a spustit, bez instalace.</w:t>
             </w:r>
           </w:p>
         </w:tc>
@@ -1682,7 +1682,7 @@
               <w:rPr>
                 <w:sz w:val="20"/>
               </w:rPr>
-              <w:t>Žák „jen kliká“ nápovědu a kopíruje.</w:t>
+              <w:t>Žák „jen kliká“ nápovědu a kopíruje.</w:t>
             </w:r>
           </w:p>
         </w:tc>
@@ -1696,7 +1696,7 @@
               <w:rPr>
                 <w:sz w:val="20"/>
               </w:rPr>
-              <w:t>Nápověda dává směr, ne hotový dotaz; řešení se nabídne až po prvním pokusu a lekce jím splněná se v postupu odliší šedou. Při obcházení se ptej: „Co ten tvůj dotaz dělá?“</w:t>
+              <w:t>Nápověda dává směr, ne hotový dotaz; řešení se nabídne až po prvním pokusu a lekce jím splněná se v postupu odliší šedou. Při obcházení se ptej: „Co ten tvůj dotaz dělá?“</w:t>
             </w:r>
           </w:p>
         </w:tc>
@@ -1712,7 +1712,7 @@
               <w:rPr>
                 <w:sz w:val="20"/>
               </w:rPr>
-              <w:t>Rychlíci hotovi v půlce hodiny.</w:t>
+              <w:t>Rychlíci hotovi v půlce hodiny.</w:t>
             </w:r>
           </w:p>
         </w:tc>
@@ -1738,7 +1738,7 @@
         <w:rPr>
           <w:b/>
         </w:rPr>
-        <w:t xml:space="preserve">Poznámky a reflexe učitele: </w:t>
+        <w:t xml:space="preserve">Poznámky a reflexe učitele: </w:t>
       </w:r>
       <w:r>
         <w:t>(vyplň po hodině)</w:t>
